--- a/Lesson 9/screenshots.docx
+++ b/Lesson 9/screenshots.docx
@@ -10,25 +10,12 @@
       </w:pPr>
       <w:r>
         <w:rPr>
-          <w:lang w:val="en-US"/>
-        </w:rPr>
-        <w:t>Task 1:</w:t>
-      </w:r>
-    </w:p>
-    <w:p>
-      <w:pPr>
-        <w:rPr>
-          <w:lang w:val="en-US"/>
-        </w:rPr>
-      </w:pPr>
-      <w:r>
-        <w:rPr>
           <w:noProof/>
         </w:rPr>
         <w:drawing>
-          <wp:inline distT="0" distB="0" distL="0" distR="0" wp14:anchorId="29AB342C" wp14:editId="52A1307F">
-            <wp:extent cx="4808198" cy="1435100"/>
-            <wp:effectExtent l="0" t="0" r="0" b="0"/>
+          <wp:inline distT="0" distB="0" distL="0" distR="0" wp14:anchorId="6AD89FF3" wp14:editId="5B9E1E12">
+            <wp:extent cx="5753434" cy="3975100"/>
+            <wp:effectExtent l="0" t="0" r="0" b="6350"/>
             <wp:docPr id="1" name="Рисунок 1"/>
             <wp:cNvGraphicFramePr>
               <a:graphicFrameLocks xmlns:a="http://schemas.openxmlformats.org/drawingml/2006/main" noChangeAspect="1"/>
@@ -49,67 +36,7 @@
                   <pic:spPr>
                     <a:xfrm>
                       <a:off x="0" y="0"/>
-                      <a:ext cx="4811880" cy="1436199"/>
-                    </a:xfrm>
-                    <a:prstGeom prst="rect">
-                      <a:avLst/>
-                    </a:prstGeom>
-                  </pic:spPr>
-                </pic:pic>
-              </a:graphicData>
-            </a:graphic>
-          </wp:inline>
-        </w:drawing>
-      </w:r>
-    </w:p>
-    <w:p>
-      <w:pPr>
-        <w:rPr>
-          <w:lang w:val="en-US"/>
-        </w:rPr>
-      </w:pPr>
-      <w:r>
-        <w:rPr>
-          <w:lang w:val="en-US"/>
-        </w:rPr>
-        <w:t>Task 2:</w:t>
-      </w:r>
-    </w:p>
-    <w:p>
-      <w:pPr>
-        <w:rPr>
-          <w:lang w:val="en-US"/>
-        </w:rPr>
-      </w:pPr>
-      <w:r>
-        <w:rPr>
-          <w:noProof/>
-        </w:rPr>
-        <w:drawing>
-          <wp:inline distT="0" distB="0" distL="0" distR="0" wp14:anchorId="091FB42B" wp14:editId="204F8A13">
-            <wp:extent cx="4619625" cy="2085975"/>
-            <wp:effectExtent l="0" t="0" r="9525" b="9525"/>
-            <wp:docPr id="2" name="Рисунок 2"/>
-            <wp:cNvGraphicFramePr>
-              <a:graphicFrameLocks xmlns:a="http://schemas.openxmlformats.org/drawingml/2006/main" noChangeAspect="1"/>
-            </wp:cNvGraphicFramePr>
-            <a:graphic xmlns:a="http://schemas.openxmlformats.org/drawingml/2006/main">
-              <a:graphicData uri="http://schemas.openxmlformats.org/drawingml/2006/picture">
-                <pic:pic xmlns:pic="http://schemas.openxmlformats.org/drawingml/2006/picture">
-                  <pic:nvPicPr>
-                    <pic:cNvPr id="1" name=""/>
-                    <pic:cNvPicPr/>
-                  </pic:nvPicPr>
-                  <pic:blipFill>
-                    <a:blip r:embed="rId5"/>
-                    <a:stretch>
-                      <a:fillRect/>
-                    </a:stretch>
-                  </pic:blipFill>
-                  <pic:spPr>
-                    <a:xfrm>
-                      <a:off x="0" y="0"/>
-                      <a:ext cx="4619625" cy="2085975"/>
+                      <a:ext cx="5757066" cy="3977610"/>
                     </a:xfrm>
                     <a:prstGeom prst="rect">
                       <a:avLst/>
